--- a/Übungen/Grafiken/Übung Histogramm.docx
+++ b/Übungen/Grafiken/Übung Histogramm.docx
@@ -35,7 +35,7 @@
           <w:sz w:val="28"/>
           <w:szCs w:val="28"/>
         </w:rPr>
-        <w:t>Erstellen Sie ein Histogramm, das die Verteilung von BMI darstellt</w:t>
+        <w:t>Lesen Sie den Datensatz pirates.csv ein</w:t>
       </w:r>
     </w:p>
     <w:p>
@@ -66,7 +66,21 @@
           <w:sz w:val="28"/>
           <w:szCs w:val="28"/>
         </w:rPr>
-        <w:t>Fügen Sie einen Titel und Achsenbeschriftungen hinzu</w:t>
+        <w:t xml:space="preserve">Erstellen Sie ein Histogramm, das die Verteilung </w:t>
+      </w:r>
+      <w:r>
+        <w:rPr>
+          <w:sz w:val="28"/>
+          <w:szCs w:val="28"/>
+        </w:rPr>
+        <w:t>der Bartlängen</w:t>
+      </w:r>
+      <w:r>
+        <w:rPr>
+          <w:sz w:val="28"/>
+          <w:szCs w:val="28"/>
+        </w:rPr>
+        <w:t xml:space="preserve"> darstellt</w:t>
       </w:r>
     </w:p>
     <w:p>
@@ -97,32 +111,7 @@
           <w:sz w:val="28"/>
           <w:szCs w:val="28"/>
         </w:rPr>
-        <w:t xml:space="preserve">Zeichnen Sie den Mittelwert von BMI mittels </w:t>
-      </w:r>
-      <w:proofErr w:type="spellStart"/>
-      <w:proofErr w:type="gramStart"/>
-      <w:r>
-        <w:rPr>
-          <w:sz w:val="28"/>
-          <w:szCs w:val="28"/>
-        </w:rPr>
-        <w:t>abline</w:t>
-      </w:r>
-      <w:proofErr w:type="spellEnd"/>
-      <w:r>
-        <w:rPr>
-          <w:sz w:val="28"/>
-          <w:szCs w:val="28"/>
-        </w:rPr>
-        <w:t>(</w:t>
-      </w:r>
-      <w:proofErr w:type="gramEnd"/>
-      <w:r>
-        <w:rPr>
-          <w:sz w:val="28"/>
-          <w:szCs w:val="28"/>
-        </w:rPr>
-        <w:t>) ins Histogramm</w:t>
+        <w:t>Fügen Sie einen Titel und Achsenbeschriftungen hinzu</w:t>
       </w:r>
     </w:p>
     <w:p>
@@ -153,7 +142,210 @@
           <w:sz w:val="28"/>
           <w:szCs w:val="28"/>
         </w:rPr>
-        <w:t>Toben Sie sich aus mit den Farben! (</w:t>
+        <w:t>Zeichnen Sie d</w:t>
+      </w:r>
+      <w:r>
+        <w:rPr>
+          <w:sz w:val="28"/>
+          <w:szCs w:val="28"/>
+        </w:rPr>
+        <w:t>ie</w:t>
+      </w:r>
+      <w:r>
+        <w:rPr>
+          <w:sz w:val="28"/>
+          <w:szCs w:val="28"/>
+        </w:rPr>
+        <w:t xml:space="preserve"> </w:t>
+      </w:r>
+      <w:r>
+        <w:rPr>
+          <w:sz w:val="28"/>
+          <w:szCs w:val="28"/>
+        </w:rPr>
+        <w:t>mittlere Bartlänge</w:t>
+      </w:r>
+      <w:r>
+        <w:rPr>
+          <w:sz w:val="28"/>
+          <w:szCs w:val="28"/>
+        </w:rPr>
+        <w:t xml:space="preserve"> mittels </w:t>
+      </w:r>
+      <w:proofErr w:type="spellStart"/>
+      <w:proofErr w:type="gramStart"/>
+      <w:r>
+        <w:rPr>
+          <w:sz w:val="28"/>
+          <w:szCs w:val="28"/>
+        </w:rPr>
+        <w:t>abline</w:t>
+      </w:r>
+      <w:proofErr w:type="spellEnd"/>
+      <w:r>
+        <w:rPr>
+          <w:sz w:val="28"/>
+          <w:szCs w:val="28"/>
+        </w:rPr>
+        <w:t>(</w:t>
+      </w:r>
+      <w:proofErr w:type="gramEnd"/>
+      <w:r>
+        <w:rPr>
+          <w:sz w:val="28"/>
+          <w:szCs w:val="28"/>
+        </w:rPr>
+        <w:t>) ins Histogramm</w:t>
+      </w:r>
+    </w:p>
+    <w:p>
+      <w:pPr>
+        <w:pStyle w:val="Listenabsatz"/>
+        <w:spacing w:line="276" w:lineRule="auto"/>
+        <w:rPr>
+          <w:sz w:val="28"/>
+          <w:szCs w:val="28"/>
+        </w:rPr>
+      </w:pPr>
+    </w:p>
+    <w:p>
+      <w:pPr>
+        <w:pStyle w:val="Listenabsatz"/>
+        <w:numPr>
+          <w:ilvl w:val="0"/>
+          <w:numId w:val="1"/>
+        </w:numPr>
+        <w:spacing w:line="276" w:lineRule="auto"/>
+        <w:rPr>
+          <w:sz w:val="28"/>
+          <w:szCs w:val="28"/>
+        </w:rPr>
+      </w:pPr>
+      <w:r>
+        <w:rPr>
+          <w:sz w:val="28"/>
+          <w:szCs w:val="28"/>
+        </w:rPr>
+        <w:t>Zeichnen Sie</w:t>
+      </w:r>
+      <w:r>
+        <w:rPr>
+          <w:sz w:val="28"/>
+          <w:szCs w:val="28"/>
+        </w:rPr>
+        <w:t xml:space="preserve"> ebenso</w:t>
+      </w:r>
+      <w:r>
+        <w:rPr>
+          <w:sz w:val="28"/>
+          <w:szCs w:val="28"/>
+        </w:rPr>
+        <w:t xml:space="preserve"> </w:t>
+      </w:r>
+      <w:r>
+        <w:rPr>
+          <w:sz w:val="28"/>
+          <w:szCs w:val="28"/>
+        </w:rPr>
+        <w:t>den Median der</w:t>
+      </w:r>
+      <w:r>
+        <w:rPr>
+          <w:sz w:val="28"/>
+          <w:szCs w:val="28"/>
+        </w:rPr>
+        <w:t xml:space="preserve"> Bartlänge</w:t>
+      </w:r>
+      <w:r>
+        <w:rPr>
+          <w:sz w:val="28"/>
+          <w:szCs w:val="28"/>
+        </w:rPr>
+        <w:t xml:space="preserve"> mittels </w:t>
+      </w:r>
+      <w:proofErr w:type="spellStart"/>
+      <w:proofErr w:type="gramStart"/>
+      <w:r>
+        <w:rPr>
+          <w:sz w:val="28"/>
+          <w:szCs w:val="28"/>
+        </w:rPr>
+        <w:t>abline</w:t>
+      </w:r>
+      <w:proofErr w:type="spellEnd"/>
+      <w:r>
+        <w:rPr>
+          <w:sz w:val="28"/>
+          <w:szCs w:val="28"/>
+        </w:rPr>
+        <w:t>(</w:t>
+      </w:r>
+      <w:proofErr w:type="gramEnd"/>
+      <w:r>
+        <w:rPr>
+          <w:sz w:val="28"/>
+          <w:szCs w:val="28"/>
+        </w:rPr>
+        <w:t xml:space="preserve">) </w:t>
+      </w:r>
+      <w:r>
+        <w:rPr>
+          <w:sz w:val="28"/>
+          <w:szCs w:val="28"/>
+        </w:rPr>
+        <w:t xml:space="preserve">mit in einer anderen Farbe </w:t>
+      </w:r>
+      <w:r>
+        <w:rPr>
+          <w:sz w:val="28"/>
+          <w:szCs w:val="28"/>
+        </w:rPr>
+        <w:t>ins Histogramm</w:t>
+      </w:r>
+    </w:p>
+    <w:p>
+      <w:pPr>
+        <w:pStyle w:val="Listenabsatz"/>
+        <w:spacing w:line="276" w:lineRule="auto"/>
+        <w:rPr>
+          <w:sz w:val="28"/>
+          <w:szCs w:val="28"/>
+        </w:rPr>
+      </w:pPr>
+    </w:p>
+    <w:p>
+      <w:pPr>
+        <w:pStyle w:val="Listenabsatz"/>
+        <w:numPr>
+          <w:ilvl w:val="0"/>
+          <w:numId w:val="1"/>
+        </w:numPr>
+        <w:spacing w:line="276" w:lineRule="auto"/>
+        <w:rPr>
+          <w:sz w:val="28"/>
+          <w:szCs w:val="28"/>
+        </w:rPr>
+      </w:pPr>
+      <w:r>
+        <w:rPr>
+          <w:sz w:val="28"/>
+          <w:szCs w:val="28"/>
+        </w:rPr>
+        <w:t>Toben Sie sich aus mit den Farben</w:t>
+      </w:r>
+      <w:r>
+        <w:rPr>
+          <w:sz w:val="28"/>
+          <w:szCs w:val="28"/>
+        </w:rPr>
+        <w:t xml:space="preserve"> für die Balken des Histogramms</w:t>
+      </w:r>
+      <w:r>
+        <w:rPr>
+          <w:sz w:val="28"/>
+          <w:szCs w:val="28"/>
+        </w:rPr>
+        <w:t>! (</w:t>
       </w:r>
       <w:proofErr w:type="spellStart"/>
       <w:proofErr w:type="gramStart"/>
@@ -915,6 +1107,7 @@
   <w:style w:type="character" w:default="1" w:styleId="Absatz-Standardschriftart">
     <w:name w:val="Default Paragraph Font"/>
     <w:uiPriority w:val="1"/>
+    <w:semiHidden/>
     <w:unhideWhenUsed/>
   </w:style>
   <w:style w:type="table" w:default="1" w:styleId="NormaleTabelle">
